--- a/fåglar/A 46145-2024 prioriterade fågelarter.docx
+++ b/fåglar/A 46145-2024 prioriterade fågelarter.docx
@@ -519,7 +519,7 @@
     <w:p/>
     <w:p>
       <w:r>
-        <w:t>2024-10-17</w:t>
+        <w:t>2024-10-18</w:t>
       </w:r>
       <w:r>
         <w:t xml:space="preserve"> </w:t>

--- a/fåglar/A 46145-2024 prioriterade fågelarter.docx
+++ b/fåglar/A 46145-2024 prioriterade fågelarter.docx
@@ -519,7 +519,7 @@
     <w:p/>
     <w:p>
       <w:r>
-        <w:t>2024-10-18</w:t>
+        <w:t>2024-10-19</w:t>
       </w:r>
       <w:r>
         <w:t xml:space="preserve"> </w:t>

--- a/fåglar/A 46145-2024 prioriterade fågelarter.docx
+++ b/fåglar/A 46145-2024 prioriterade fågelarter.docx
@@ -519,7 +519,7 @@
     <w:p/>
     <w:p>
       <w:r>
-        <w:t>2024-10-19</w:t>
+        <w:t>2024-10-20</w:t>
       </w:r>
       <w:r>
         <w:t xml:space="preserve"> </w:t>

--- a/fåglar/A 46145-2024 prioriterade fågelarter.docx
+++ b/fåglar/A 46145-2024 prioriterade fågelarter.docx
@@ -519,7 +519,7 @@
     <w:p/>
     <w:p>
       <w:r>
-        <w:t>2024-10-20</w:t>
+        <w:t>2024-10-21</w:t>
       </w:r>
       <w:r>
         <w:t xml:space="preserve"> </w:t>

--- a/fåglar/A 46145-2024 prioriterade fågelarter.docx
+++ b/fåglar/A 46145-2024 prioriterade fågelarter.docx
@@ -519,7 +519,7 @@
     <w:p/>
     <w:p>
       <w:r>
-        <w:t>2024-10-21</w:t>
+        <w:t>2024-10-22</w:t>
       </w:r>
       <w:r>
         <w:t xml:space="preserve"> </w:t>

--- a/fåglar/A 46145-2024 prioriterade fågelarter.docx
+++ b/fåglar/A 46145-2024 prioriterade fågelarter.docx
@@ -519,7 +519,7 @@
     <w:p/>
     <w:p>
       <w:r>
-        <w:t>2024-10-22</w:t>
+        <w:t>2024-10-23</w:t>
       </w:r>
       <w:r>
         <w:t xml:space="preserve"> </w:t>

--- a/fåglar/A 46145-2024 prioriterade fågelarter.docx
+++ b/fåglar/A 46145-2024 prioriterade fågelarter.docx
@@ -519,7 +519,7 @@
     <w:p/>
     <w:p>
       <w:r>
-        <w:t>2024-10-23</w:t>
+        <w:t>2024-10-24</w:t>
       </w:r>
       <w:r>
         <w:t xml:space="preserve"> </w:t>
